--- a/fuentes/CF4_631101_DU.docx
+++ b/fuentes/CF4_631101_DU.docx
@@ -4640,7 +4640,7 @@
           <w:noProof/>
         </w:rPr>
         <w:drawing>
-          <wp:inline distT="0" distB="0" distL="0" distR="0" wp14:anchorId="224906B5" wp14:editId="33608F66">
+          <wp:inline distT="0" distB="0" distL="0" distR="0" wp14:anchorId="224906B5" wp14:editId="6FB6C65B">
             <wp:extent cx="4683125" cy="2632075"/>
             <wp:effectExtent l="0" t="0" r="0" b="0"/>
             <wp:docPr id="2" name="Imagen 5">
@@ -4775,7 +4775,19 @@
               <w:rPr>
                 <w:bCs/>
               </w:rPr>
-              <w:t>l Producto</w:t>
+              <w:t xml:space="preserve">l </w:t>
+            </w:r>
+            <w:r>
+              <w:rPr>
+                <w:bCs/>
+              </w:rPr>
+              <w:t>p</w:t>
+            </w:r>
+            <w:r>
+              <w:rPr>
+                <w:bCs/>
+              </w:rPr>
+              <w:t>roducto</w:t>
             </w:r>
           </w:p>
         </w:tc>
@@ -4790,43 +4802,20 @@
               <w:spacing w:before="0" w:after="0"/>
             </w:pPr>
             <w:r>
-              <w:t xml:space="preserve">La </w:t>
-            </w:r>
-            <w:r>
-              <w:rPr>
-                <w:rStyle w:val="Extranjerismo"/>
-              </w:rPr>
-              <w:t>American Marketing</w:t>
-            </w:r>
-            <w:r>
-              <w:rPr>
-                <w:rStyle w:val="Extranjerismo"/>
-                <w:lang w:val="es-CO"/>
-              </w:rPr>
-              <w:t xml:space="preserve"> </w:t>
-            </w:r>
-            <w:r>
-              <w:rPr>
-                <w:rStyle w:val="Extranjerismo"/>
-              </w:rPr>
-              <w:t>Association (AMA)</w:t>
+              <w:t>La American Marketing Association (AMA)</w:t>
             </w:r>
             <w:r>
               <w:t xml:space="preserve"> define producto en inglés "</w:t>
             </w:r>
             <w:r>
-              <w:rPr>
-                <w:rStyle w:val="Extranjerismo"/>
-                <w:lang w:val="es-CO"/>
-              </w:rPr>
-              <w:t>product</w:t>
-            </w:r>
-            <w:r>
-              <w:t xml:space="preserve">" como conjunto de atributos, características, funciones, beneficios y usos que le dan la capacidad para ser intercambiado o usado; usualmente es una combinación de aspectos tangibles e intangibles. Así, un producto puede ser una idea, una entidad física, un bien, un servicio o cualquier combinación de los tres. El producto existe para propósitos de intercambio y para la satisfacción de objetivos individuales y organizacionales. Los productos no solo incluyen los objetos que se pueden adquirir o comprar, como carros, computadores, teléfonos celulares, entre otros, pues esta definición incluye aquello que no es tangible, pero que lo disfrutamos, como eventos, ingresos a lugares, ideas o una mezcla de todo esto. El </w:t>
+              <w:t>product"</w:t>
+            </w:r>
+            <w:r>
+              <w:t xml:space="preserve"> como conjunto de atributos, características, funciones, beneficios y usos que le dan la capacidad para ser intercambiado o usado; usualmente es una combinación de aspectos tangibles e intangibles. Así, un producto puede ser una idea, una entidad física, un bien, un servicio o cualquier combinación de los tres. El producto existe para propósitos de intercambio y para la satisfacción de objetivos individuales y organizacionales. Los productos no solo incluyen los objetos que se pueden adquirir o comprar, como carros, computadores, teléfonos celulares, entre otros, pues esta definición incluye aquello que no es tangible, pero que lo disfrutamos, como eventos, ingresos a lugares, ideas o una mezcla de todo esto. El concepto producto se aborda </w:t>
             </w:r>
             <w:r>
               <w:lastRenderedPageBreak/>
-              <w:t>concepto producto se aborda en el sentido más amplio, que incluye todo lo anterior, así como un carro Toyota, una moto Pulsar y un café de Juan Valdés. Son productos, como también lo son un viaje a Santa Marta, una asesoría o una capacitación en línea.</w:t>
+              <w:t>en el sentido más amplio, que incluye todo lo anterior, así como un carro Toyota, una moto Pulsar y un café de Juan Valdés. Son productos, como también lo son un viaje a Santa Marta, una asesoría o una capacitación en línea.</w:t>
             </w:r>
           </w:p>
         </w:tc>
@@ -4842,7 +4831,6 @@
     </w:p>
     <w:p>
       <w:pPr>
-        <w:spacing w:before="0" w:after="0"/>
         <w:rPr>
           <w:lang w:eastAsia="es-CO"/>
         </w:rPr>
@@ -4856,36 +4844,30 @@
     </w:p>
     <w:p>
       <w:pPr>
-        <w:spacing w:before="0" w:after="0"/>
-        <w:rPr>
-          <w:lang w:eastAsia="es-CO"/>
-        </w:rPr>
-      </w:pPr>
-      <w:r>
-        <w:rPr>
-          <w:lang w:eastAsia="es-CO"/>
-        </w:rPr>
-        <w:t xml:space="preserve">La </w:t>
-      </w:r>
-      <w:r>
-        <w:rPr>
-          <w:rStyle w:val="Extranjerismo"/>
-          <w:lang w:eastAsia="es-CO"/>
-        </w:rPr>
-        <w:t xml:space="preserve">American </w:t>
-      </w:r>
-      <w:r>
-        <w:rPr>
-          <w:rStyle w:val="Extranjerismo"/>
-        </w:rPr>
-        <w:t xml:space="preserve">Marketing </w:t>
-      </w:r>
-      <w:r>
-        <w:rPr>
-          <w:rStyle w:val="Extranjerismo"/>
-          <w:lang w:eastAsia="es-CO"/>
-        </w:rPr>
-        <w:t>Asociation (A.M.A.)</w:t>
+        <w:rPr>
+          <w:lang w:eastAsia="es-CO"/>
+        </w:rPr>
+      </w:pPr>
+      <w:r>
+        <w:rPr>
+          <w:lang w:eastAsia="es-CO"/>
+        </w:rPr>
+        <w:t>La American Marketing As</w:t>
+      </w:r>
+      <w:r>
+        <w:rPr>
+          <w:lang w:eastAsia="es-CO"/>
+        </w:rPr>
+        <w:t>s</w:t>
+      </w:r>
+      <w:r>
+        <w:rPr>
+          <w:lang w:eastAsia="es-CO"/>
+        </w:rPr>
+        <w:t>ociation (A.M.A.</w:t>
+      </w:r>
+      <w:r>
+        <w:t>)</w:t>
       </w:r>
       <w:r>
         <w:rPr>
@@ -4895,15 +4877,15 @@
       </w:r>
       <w:r>
         <w:rPr>
-          <w:rStyle w:val="Extranjerismo"/>
-        </w:rPr>
-        <w:t>product</w:t>
-      </w:r>
-      <w:r>
-        <w:rPr>
-          <w:lang w:eastAsia="es-CO"/>
-        </w:rPr>
-        <w:t>) y menciona lo siguiente: “Conjunto de atributos (características, funciones, beneficios y usos) que le dan la capacidad para ser intercambiado o usado. Usualmente, es una combinación de aspectos tangibles e intangibles. Así, un producto puede ser una idea, una entidad física (un bien), un servicio o cualquier combinación de los tres. El producto existe para propósitos de intercambio y para la satisfacción de objetivos individuales y organizacionales”.</w:t>
+          <w:lang w:eastAsia="es-CO"/>
+        </w:rPr>
+        <w:t>product)</w:t>
+      </w:r>
+      <w:r>
+        <w:rPr>
+          <w:lang w:eastAsia="es-CO"/>
+        </w:rPr>
+        <w:t xml:space="preserve"> y menciona lo siguiente: “Conjunto de atributos (características, funciones, beneficios y usos) que le dan la capacidad para ser intercambiado o usado. Usualmente, es una combinación de aspectos tangibles e intangibles. Así, un producto puede ser una idea, una entidad física (un bien), un servicio o cualquier combinación de los tres. El producto existe para propósitos de intercambio y para la satisfacción de objetivos individuales y organizacionales”.</w:t>
       </w:r>
     </w:p>
     <w:p>
@@ -5088,12 +5070,14 @@
         </w:rPr>
         <w:t xml:space="preserve">Los atributos, también pueden definirse como “funciones del producto”, las funciones son los atributos tangibles e intangibles del producto, </w:t>
       </w:r>
+      <w:proofErr w:type="gramStart"/>
       <w:r>
         <w:rPr>
           <w:lang w:val="es-419" w:eastAsia="es-CO"/>
         </w:rPr>
         <w:t>que</w:t>
       </w:r>
+      <w:proofErr w:type="gramEnd"/>
       <w:r>
         <w:rPr>
           <w:lang w:val="es-419" w:eastAsia="es-CO"/>
@@ -5423,7 +5407,21 @@
         <w:rPr>
           <w:lang w:val="es-419" w:eastAsia="es-CO"/>
         </w:rPr>
-        <w:t>Los consumidores se basan en diversas características o diferenciadores para adquirir el producto. A continuación, se enlistan algunos atributos en los que se basan los consumidores para evaluar los productos o servicios, de acuerdo a Mullins (2007):</w:t>
+        <w:t xml:space="preserve">Los consumidores se basan en diversas características o diferenciadores para adquirir el producto. A continuación, se enlistan algunos atributos en los que se basan los consumidores para evaluar los productos o servicios, </w:t>
+      </w:r>
+      <w:proofErr w:type="gramStart"/>
+      <w:r>
+        <w:rPr>
+          <w:lang w:val="es-419" w:eastAsia="es-CO"/>
+        </w:rPr>
+        <w:t>de acuerdo a</w:t>
+      </w:r>
+      <w:proofErr w:type="gramEnd"/>
+      <w:r>
+        <w:rPr>
+          <w:lang w:val="es-419" w:eastAsia="es-CO"/>
+        </w:rPr>
+        <w:t xml:space="preserve"> Mullins (2007):</w:t>
       </w:r>
     </w:p>
     <w:p>
@@ -5647,7 +5645,21 @@
         <w:rPr>
           <w:lang w:val="es-419" w:eastAsia="es-CO"/>
         </w:rPr>
-        <w:t>“La atención a las necesidades del cliente puede orientar a la empresa sobre aquellas características adicionales del producto; desde una descripción mercadológica de calidad, es la capacidad del producto para desarrollar funciones que incluye su duración general, su fiabilidad, su precisión, la facilidad de utilización y reputación del mismo, entre otros atributos de gran importancia” (Kotler, 2007).</w:t>
+        <w:t xml:space="preserve">“La atención a las necesidades del cliente puede orientar a la empresa sobre aquellas características adicionales del producto; desde una descripción mercadológica de calidad, es la capacidad del producto para desarrollar funciones que incluye su duración general, su fiabilidad, su precisión, la facilidad de utilización y reputación </w:t>
+      </w:r>
+      <w:proofErr w:type="gramStart"/>
+      <w:r>
+        <w:rPr>
+          <w:lang w:val="es-419" w:eastAsia="es-CO"/>
+        </w:rPr>
+        <w:t>del mismo</w:t>
+      </w:r>
+      <w:proofErr w:type="gramEnd"/>
+      <w:r>
+        <w:rPr>
+          <w:lang w:val="es-419" w:eastAsia="es-CO"/>
+        </w:rPr>
+        <w:t>, entre otros atributos de gran importancia” (Kotler, 2007).</w:t>
       </w:r>
     </w:p>
     <w:p>
@@ -5775,23 +5787,34 @@
       </w:r>
       <w:r>
         <w:rPr>
-          <w:i/>
-          <w:iCs/>
-          <w:lang w:eastAsia="es-CO"/>
-        </w:rPr>
-        <w:t>marketing</w:t>
-      </w:r>
-      <w:r>
-        <w:rPr>
-          <w:lang w:eastAsia="es-CO"/>
-        </w:rPr>
-        <w:t>, sostiene que un producto representa mucho más que un objeto físico, pues debe satisfacer las diferentes necesidades del consumidor y generar valor a través de los beneficios que este percibe. En este sentido, el autor plantea cinco niveles del producto, los cuales se diferencian según el grado de valor que el consumidor les asigna. Así, un consumidor solo estará satisfecho cuando el valor percibido del producto sea igual o superior al valor esperado.</w:t>
-      </w:r>
-      <w:r>
-        <w:rPr>
-          <w:lang w:val="es-419" w:eastAsia="es-CO"/>
-        </w:rPr>
-        <w:t>A continuación, se presentan los niveles del producto:</w:t>
+          <w:rStyle w:val="Extranjerismo"/>
+          <w:lang w:eastAsia="es-CO"/>
+        </w:rPr>
+        <w:t>marketing,</w:t>
+      </w:r>
+      <w:r>
+        <w:rPr>
+          <w:lang w:eastAsia="es-CO"/>
+        </w:rPr>
+        <w:t xml:space="preserve"> sostiene que un producto representa mucho más que un objeto físico, pues debe satisfacer las diferentes necesidades del consumidor y generar valor a través de los beneficios que este percibe. En este sentido, el autor plantea cinco niveles del producto, los cuales se diferencian según el grado de valor que el consumidor les asigna. Así, un consumidor solo estará satisfecho cuando el valor percibido del producto sea igual o superior al valor esperado.</w:t>
+      </w:r>
+      <w:r>
+        <w:rPr>
+          <w:lang w:eastAsia="es-CO"/>
+        </w:rPr>
+        <w:t xml:space="preserve">  </w:t>
+      </w:r>
+      <w:r>
+        <w:rPr>
+          <w:lang w:val="es-419" w:eastAsia="es-CO"/>
+        </w:rPr>
+        <w:t>A continuación</w:t>
+      </w:r>
+      <w:r>
+        <w:rPr>
+          <w:lang w:val="es-419" w:eastAsia="es-CO"/>
+        </w:rPr>
+        <w:t>, se presentan los niveles del producto:</w:t>
       </w:r>
     </w:p>
     <w:p>
@@ -6075,7 +6098,14 @@
         <w:rPr>
           <w:lang w:val="es-419" w:eastAsia="es-CO"/>
         </w:rPr>
-        <w:t xml:space="preserve">Los productos se clasifican en dos grandes grupos: los productos de consumo y los productos industriales. Los productos de consumo son aquellos que se orientan al consumidor final para su uso personal o familiar; de otro lado, los productos industriales se adquieren para un procesamiento posterior o realizar un negocio, hacen mención </w:t>
+        <w:t xml:space="preserve">Los productos se clasifican en dos grandes grupos: los productos de consumo y los productos industriales. Los productos de consumo son aquellos que se orientan al consumidor final para su uso personal o familiar; de otro lado, los productos industriales se adquieren para un procesamiento posterior o realizar un negocio, </w:t>
+      </w:r>
+      <w:proofErr w:type="gramStart"/>
+      <w:r>
+        <w:rPr>
+          <w:lang w:val="es-419" w:eastAsia="es-CO"/>
+        </w:rPr>
+        <w:t xml:space="preserve">hacen mención </w:t>
       </w:r>
       <w:r>
         <w:rPr>
@@ -6083,6 +6113,7 @@
         </w:rPr>
         <w:t>de</w:t>
       </w:r>
+      <w:proofErr w:type="gramEnd"/>
       <w:r>
         <w:rPr>
           <w:lang w:val="es-419" w:eastAsia="es-CO"/>
@@ -6792,7 +6823,21 @@
         <w:rPr>
           <w:lang w:val="es-419" w:eastAsia="es-CO"/>
         </w:rPr>
-        <w:t>Se refiere a las unidades como miligramos, gramo, kilogramo, etc, contenido en el envase.</w:t>
+        <w:t xml:space="preserve">Se refiere a las unidades como miligramos, gramo, kilogramo, </w:t>
+      </w:r>
+      <w:proofErr w:type="spellStart"/>
+      <w:r>
+        <w:rPr>
+          <w:lang w:val="es-419" w:eastAsia="es-CO"/>
+        </w:rPr>
+        <w:t>etc</w:t>
+      </w:r>
+      <w:proofErr w:type="spellEnd"/>
+      <w:r>
+        <w:rPr>
+          <w:lang w:val="es-419" w:eastAsia="es-CO"/>
+        </w:rPr>
+        <w:t>, contenido en el envase.</w:t>
       </w:r>
     </w:p>
     <w:p>
@@ -7935,7 +7980,19 @@
         <w:rPr>
           <w:lang w:val="es-419" w:eastAsia="es-CO"/>
         </w:rPr>
-        <w:t xml:space="preserve">La propuesta de ciclo de vida del producto, se le atribuye a Theodore Levitt, publicado en la Harvard Bussines Review. De acuerdo con la teoría de Levitt los productos tienen un ciclo de vida en relación con su permanencia en el mercado, por tanto, podemos hablar de cinco etapas como: desarrollo de producto, </w:t>
+        <w:t xml:space="preserve">La propuesta de ciclo de vida del producto, se le atribuye a Theodore Levitt, publicado en la Harvard </w:t>
+      </w:r>
+      <w:r>
+        <w:rPr>
+          <w:lang w:val="es-419" w:eastAsia="es-CO"/>
+        </w:rPr>
+        <w:t>Business Review</w:t>
+      </w:r>
+      <w:r>
+        <w:rPr>
+          <w:lang w:val="es-419" w:eastAsia="es-CO"/>
+        </w:rPr>
+        <w:t xml:space="preserve">. De acuerdo con la teoría de Levitt los productos tienen un ciclo de vida en relación con su permanencia en el mercado, por tanto, podemos hablar de cinco etapas como: desarrollo de producto, </w:t>
       </w:r>
       <w:r>
         <w:rPr>
@@ -9542,7 +9599,19 @@
         <w:rPr>
           <w:lang w:val="es-419" w:eastAsia="es-CO"/>
         </w:rPr>
-        <w:t>Según Diez de Castro (2006):</w:t>
+        <w:t>Según D</w:t>
+      </w:r>
+      <w:r>
+        <w:rPr>
+          <w:lang w:val="es-419" w:eastAsia="es-CO"/>
+        </w:rPr>
+        <w:t>í</w:t>
+      </w:r>
+      <w:r>
+        <w:rPr>
+          <w:lang w:val="es-419" w:eastAsia="es-CO"/>
+        </w:rPr>
+        <w:t>ez de Castro (2006):</w:t>
       </w:r>
       <w:r>
         <w:rPr>
@@ -9916,7 +9985,21 @@
         <w:rPr>
           <w:lang w:val="es-419" w:eastAsia="es-CO"/>
         </w:rPr>
-        <w:t>La implantación de un surtido consiste en la organización de los productos en el lineal de acuerdo con las características del mismo, los intereses del consumidor y el espacio del punto de venta. Para realizar una buena implantación debe tenerse una visión completa del surtido, que incluye, las categorías, familias, subfamilias, referencias, dinamismo y coherencia; es decir, la combinación estratégica de las variables analizadas en este capítulo.</w:t>
+        <w:t xml:space="preserve">La implantación de un surtido consiste en la organización de los productos en el lineal de acuerdo con las características </w:t>
+      </w:r>
+      <w:proofErr w:type="gramStart"/>
+      <w:r>
+        <w:rPr>
+          <w:lang w:val="es-419" w:eastAsia="es-CO"/>
+        </w:rPr>
+        <w:t>del mismo</w:t>
+      </w:r>
+      <w:proofErr w:type="gramEnd"/>
+      <w:r>
+        <w:rPr>
+          <w:lang w:val="es-419" w:eastAsia="es-CO"/>
+        </w:rPr>
+        <w:t>, los intereses del consumidor y el espacio del punto de venta. Para realizar una buena implantación debe tenerse una visión completa del surtido, que incluye, las categorías, familias, subfamilias, referencias, dinamismo y coherencia; es decir, la combinación estratégica de las variables analizadas en este capítulo.</w:t>
       </w:r>
     </w:p>
     <w:p>
@@ -12918,7 +13001,21 @@
           <w:lang w:eastAsia="es-CO"/>
         </w:rPr>
         <w:br/>
-        <w:t xml:space="preserve">Es el proceso propiamente dicho de construcción de la propuesta teniendo en cuenta la información obtenida en la pre – propuesta. </w:t>
+        <w:t xml:space="preserve">Es el proceso propiamente dicho de construcción de la propuesta teniendo en cuenta la información obtenida en </w:t>
+      </w:r>
+      <w:proofErr w:type="gramStart"/>
+      <w:r>
+        <w:rPr>
+          <w:lang w:eastAsia="es-CO"/>
+        </w:rPr>
+        <w:t>la pre</w:t>
+      </w:r>
+      <w:proofErr w:type="gramEnd"/>
+      <w:r>
+        <w:rPr>
+          <w:lang w:eastAsia="es-CO"/>
+        </w:rPr>
+        <w:t xml:space="preserve"> – propuesta. </w:t>
       </w:r>
     </w:p>
     <w:p>
@@ -15312,25 +15409,141 @@
         <w:rPr>
           <w:lang w:eastAsia="es-CO"/>
         </w:rPr>
-        <w:t xml:space="preserve">Amador Araujo, Lourdes, L., Pineda Ayala, E. &amp; Kotler. P. (2017). Fundamentos De </w:t>
+        <w:t xml:space="preserve">Amador Araujo, Lourdes, L., Pineda Ayala, E. &amp; Kotler. P. (2017). Fundamentos </w:t>
+      </w:r>
+      <w:r>
+        <w:rPr>
+          <w:lang w:eastAsia="es-CO"/>
+        </w:rPr>
+        <w:t>d</w:t>
+      </w:r>
+      <w:r>
+        <w:rPr>
+          <w:lang w:eastAsia="es-CO"/>
+        </w:rPr>
+        <w:t xml:space="preserve">e </w:t>
       </w:r>
       <w:r>
         <w:rPr>
           <w:rStyle w:val="Extranjerismo"/>
         </w:rPr>
+        <w:t>m</w:t>
+      </w:r>
+      <w:r>
+        <w:rPr>
+          <w:rStyle w:val="Extranjerismo"/>
+        </w:rPr>
+        <w:t>arketing</w:t>
+      </w:r>
+      <w:r>
+        <w:rPr>
+          <w:lang w:eastAsia="es-CO"/>
+        </w:rPr>
+        <w:t xml:space="preserve">. Decimotercera ed. </w:t>
+      </w:r>
+      <w:r>
+        <w:rPr>
+          <w:lang w:eastAsia="es-CO"/>
+        </w:rPr>
+        <w:t xml:space="preserve">México: Pearson Prentice Hall. </w:t>
+      </w:r>
+      <w:proofErr w:type="spellStart"/>
+      <w:r>
+        <w:rPr>
+          <w:lang w:eastAsia="es-CO"/>
+        </w:rPr>
+        <w:t>Print</w:t>
+      </w:r>
+      <w:proofErr w:type="spellEnd"/>
+      <w:r>
+        <w:rPr>
+          <w:lang w:eastAsia="es-CO"/>
+        </w:rPr>
+        <w:t>. Área: Administración.</w:t>
+      </w:r>
+      <w:r>
+        <w:rPr>
+          <w:lang w:eastAsia="es-CO"/>
+        </w:rPr>
+        <w:t xml:space="preserve"> </w:t>
+      </w:r>
+    </w:p>
+    <w:p>
+      <w:pPr>
+        <w:spacing w:before="0" w:after="0"/>
+        <w:ind w:left="709" w:hanging="709"/>
+        <w:rPr>
+          <w:lang w:eastAsia="es-CO"/>
+        </w:rPr>
+      </w:pPr>
+      <w:r>
+        <w:rPr>
+          <w:lang w:eastAsia="es-CO"/>
+        </w:rPr>
+        <w:t>Ávila M., F. (2008). Tácticas para la Negociación Internacional. (2da. Ed.). ISBN: 9682480841. México D.F., México: Editorial Trillas, pp. 29, 195-196.</w:t>
+      </w:r>
+    </w:p>
+    <w:p>
+      <w:pPr>
+        <w:spacing w:before="0" w:after="0"/>
+        <w:ind w:left="709" w:hanging="709"/>
+        <w:rPr>
+          <w:lang w:eastAsia="es-CO"/>
+        </w:rPr>
+      </w:pPr>
+      <w:r>
+        <w:rPr>
+          <w:lang w:eastAsia="es-CO"/>
+        </w:rPr>
+        <w:t>Díez de Castro, E.C, Landa Bercebal, F.J., Navarro García, A. (2006). Merchandising. Teoría y práctica. Pirámide, Madrid</w:t>
+      </w:r>
+      <w:r>
+        <w:rPr>
+          <w:lang w:eastAsia="es-CO"/>
+        </w:rPr>
+        <w:t>.</w:t>
+      </w:r>
+    </w:p>
+    <w:p>
+      <w:pPr>
+        <w:spacing w:before="0" w:after="0"/>
+        <w:ind w:left="709" w:hanging="709"/>
+        <w:rPr>
+          <w:lang w:eastAsia="es-CO"/>
+        </w:rPr>
+      </w:pPr>
+      <w:r>
+        <w:rPr>
+          <w:lang w:eastAsia="es-CO"/>
+        </w:rPr>
+        <w:t xml:space="preserve">Lira Mejía, M. C. (2009). ¿Cómo puedo mejorar el servicio al cliente? Técnicas para perfeccionar la actitud en el servicio al cliente.  </w:t>
+      </w:r>
+    </w:p>
+    <w:p>
+      <w:pPr>
+        <w:spacing w:before="0" w:after="0"/>
+        <w:ind w:left="709" w:hanging="709"/>
+        <w:rPr>
+          <w:lang w:eastAsia="es-CO"/>
+        </w:rPr>
+      </w:pPr>
+      <w:r>
+        <w:rPr>
+          <w:lang w:eastAsia="es-CO"/>
+        </w:rPr>
+        <w:t xml:space="preserve">Muñiz G., R. (2008). </w:t>
+      </w:r>
+      <w:r>
+        <w:rPr>
+          <w:rStyle w:val="Extranjerismo"/>
+        </w:rPr>
         <w:t>Marketing</w:t>
       </w:r>
       <w:r>
         <w:rPr>
           <w:lang w:eastAsia="es-CO"/>
         </w:rPr>
-        <w:t xml:space="preserve">. Decimotercera ed. </w:t>
-      </w:r>
-      <w:r>
-        <w:rPr>
-          <w:lang w:eastAsia="es-CO"/>
-        </w:rPr>
-        <w:t>México: Pearson Prentice Hall. Print. Área: Administración.</w:t>
+        <w:t xml:space="preserve"> en el siglo XXI. (2da. Ed.). ISBN: 8445410911. España: Centro de estudios Financieros.</w:t>
       </w:r>
       <w:r>
         <w:rPr>
@@ -15351,22 +15564,7 @@
         <w:rPr>
           <w:lang w:eastAsia="es-CO"/>
         </w:rPr>
-        <w:t>Ávila M., F. (2008). Tácticas para la Negociación Internacional. (2da. Ed.). ISBN: 9682480841. México D.F., México: Editorial Trillas, pp. 29, 195-196.</w:t>
-      </w:r>
-    </w:p>
-    <w:p>
-      <w:pPr>
-        <w:spacing w:before="0" w:after="0"/>
-        <w:ind w:left="709" w:hanging="709"/>
-        <w:rPr>
-          <w:lang w:eastAsia="es-CO"/>
-        </w:rPr>
-      </w:pPr>
-      <w:r>
-        <w:rPr>
-          <w:lang w:eastAsia="es-CO"/>
-        </w:rPr>
-        <w:t>Díez de Castro, E.C, Landa Bercebal, F.J., Navarro García, A. (2006). Merchandising. Teoría y práctica. Pirámide, Madrid</w:t>
+        <w:t>Negocios en Tu Mundo, negocios en TM. (2012). Emprendedores a diferenciar sus productos</w:t>
       </w:r>
       <w:r>
         <w:rPr>
@@ -15374,80 +15572,25 @@
         </w:rPr>
         <w:t>.</w:t>
       </w:r>
-    </w:p>
-    <w:p>
-      <w:pPr>
-        <w:spacing w:before="0" w:after="0"/>
-        <w:ind w:left="709" w:hanging="709"/>
-        <w:rPr>
-          <w:lang w:eastAsia="es-CO"/>
-        </w:rPr>
-      </w:pPr>
-      <w:r>
-        <w:rPr>
-          <w:lang w:eastAsia="es-CO"/>
-        </w:rPr>
-        <w:t xml:space="preserve">Lira Mejía, M. C. (2009). ¿Cómo puedo mejorar el servicio al cliente? Técnicas para perfeccionar la actitud en el servicio al cliente.  </w:t>
-      </w:r>
-    </w:p>
-    <w:p>
-      <w:pPr>
-        <w:spacing w:before="0" w:after="0"/>
-        <w:ind w:left="709" w:hanging="709"/>
-        <w:rPr>
-          <w:lang w:eastAsia="es-CO"/>
-        </w:rPr>
-      </w:pPr>
-      <w:r>
-        <w:rPr>
-          <w:lang w:eastAsia="es-CO"/>
-        </w:rPr>
-        <w:t xml:space="preserve">Muñiz G., R. (2008). </w:t>
-      </w:r>
-      <w:r>
-        <w:rPr>
-          <w:rStyle w:val="Extranjerismo"/>
-        </w:rPr>
-        <w:t>Marketing</w:t>
-      </w:r>
-      <w:r>
-        <w:rPr>
-          <w:lang w:eastAsia="es-CO"/>
-        </w:rPr>
-        <w:t xml:space="preserve"> en el siglo XXI. (2da. Ed.). ISBN: 8445410911. España: Centro de estudios Financieros.</w:t>
-      </w:r>
-      <w:r>
-        <w:rPr>
-          <w:lang w:eastAsia="es-CO"/>
-        </w:rPr>
-        <w:t xml:space="preserve"> </w:t>
-      </w:r>
-    </w:p>
-    <w:p>
-      <w:pPr>
-        <w:spacing w:before="0" w:after="0"/>
-        <w:ind w:left="709" w:hanging="709"/>
-        <w:rPr>
-          <w:lang w:eastAsia="es-CO"/>
-        </w:rPr>
-      </w:pPr>
-      <w:r>
-        <w:rPr>
-          <w:lang w:eastAsia="es-CO"/>
-        </w:rPr>
-        <w:t>Negocios en Tu Mundo, negocios en TM. (2012). Emprendedores a diferenciar sus productos</w:t>
-      </w:r>
+      <w:r>
+        <w:rPr>
+          <w:lang w:eastAsia="es-CO"/>
+        </w:rPr>
+        <w:t xml:space="preserve"> Nada de </w:t>
+      </w:r>
+      <w:proofErr w:type="spellStart"/>
+      <w:r>
+        <w:rPr>
+          <w:lang w:eastAsia="es-CO"/>
+        </w:rPr>
+        <w:t>commodities</w:t>
+      </w:r>
+      <w:proofErr w:type="spellEnd"/>
       <w:r>
         <w:rPr>
           <w:lang w:eastAsia="es-CO"/>
         </w:rPr>
         <w:t>.</w:t>
-      </w:r>
-      <w:r>
-        <w:rPr>
-          <w:lang w:eastAsia="es-CO"/>
-        </w:rPr>
-        <w:t xml:space="preserve"> Nada de commodities.</w:t>
       </w:r>
       <w:r>
         <w:rPr>
@@ -15489,7 +15632,21 @@
         <w:rPr>
           <w:lang w:val="en-US" w:eastAsia="es-CO"/>
         </w:rPr>
-        <w:t xml:space="preserve">(2007). Maslows Hierarchy of Needs. </w:t>
+        <w:t xml:space="preserve">(2007). </w:t>
+      </w:r>
+      <w:proofErr w:type="spellStart"/>
+      <w:r>
+        <w:rPr>
+          <w:lang w:val="en-US" w:eastAsia="es-CO"/>
+        </w:rPr>
+        <w:t>Maslows</w:t>
+      </w:r>
+      <w:proofErr w:type="spellEnd"/>
+      <w:r>
+        <w:rPr>
+          <w:lang w:val="en-US" w:eastAsia="es-CO"/>
+        </w:rPr>
+        <w:t xml:space="preserve"> Hierarchy of Needs. </w:t>
       </w:r>
       <w:hyperlink r:id="rId31" w:history="1">
         <w:r>
@@ -16295,7 +16452,25 @@
                 <w:sz w:val="28"/>
                 <w:szCs w:val="28"/>
               </w:rPr>
-              <w:t>Yazmin Rocio Figueroa Pacheco</w:t>
+              <w:t xml:space="preserve">Yazmin </w:t>
+            </w:r>
+            <w:proofErr w:type="spellStart"/>
+            <w:r>
+              <w:rPr>
+                <w:rFonts w:cs="Calibri"/>
+                <w:sz w:val="28"/>
+                <w:szCs w:val="28"/>
+              </w:rPr>
+              <w:t>Rocio</w:t>
+            </w:r>
+            <w:proofErr w:type="spellEnd"/>
+            <w:r>
+              <w:rPr>
+                <w:rFonts w:cs="Calibri"/>
+                <w:sz w:val="28"/>
+                <w:szCs w:val="28"/>
+              </w:rPr>
+              <w:t xml:space="preserve"> Figueroa Pacheco</w:t>
             </w:r>
           </w:p>
         </w:tc>
@@ -16451,12 +16626,21 @@
                 <w:szCs w:val="28"/>
               </w:rPr>
             </w:pPr>
-            <w:r>
-              <w:rPr>
-                <w:sz w:val="28"/>
-                <w:szCs w:val="28"/>
-              </w:rPr>
-              <w:t>Maria Alejandra Vera Briceño</w:t>
+            <w:proofErr w:type="spellStart"/>
+            <w:r>
+              <w:rPr>
+                <w:sz w:val="28"/>
+                <w:szCs w:val="28"/>
+              </w:rPr>
+              <w:t>Maria</w:t>
+            </w:r>
+            <w:proofErr w:type="spellEnd"/>
+            <w:r>
+              <w:rPr>
+                <w:sz w:val="28"/>
+                <w:szCs w:val="28"/>
+              </w:rPr>
+              <w:t xml:space="preserve"> Alejandra Vera Briceño</w:t>
             </w:r>
           </w:p>
         </w:tc>
@@ -22469,6 +22653,17 @@
 </file>
 
 <file path=customXml/item1.xml><?xml version="1.0" encoding="utf-8"?>
+<p:properties xmlns:p="http://schemas.microsoft.com/office/2006/metadata/properties" xmlns:xsi="http://www.w3.org/2001/XMLSchema-instance" xmlns:pc="http://schemas.microsoft.com/office/infopath/2007/PartnerControls">
+  <documentManagement>
+    <TaxCatchAll xmlns="13c90a0b-73bc-4dc0-be5f-28d77b615beb"/>
+    <lcf76f155ced4ddcb4097134ff3c332f xmlns="13c93bba-48ce-428c-bfe5-88b42c19b028">
+      <Terms xmlns="http://schemas.microsoft.com/office/infopath/2007/PartnerControls"/>
+    </lcf76f155ced4ddcb4097134ff3c332f>
+  </documentManagement>
+</p:properties>
+</file>
+
+<file path=customXml/item2.xml><?xml version="1.0" encoding="utf-8"?>
 <ct:contentTypeSchema xmlns:ct="http://schemas.microsoft.com/office/2006/metadata/contentType" xmlns:ma="http://schemas.microsoft.com/office/2006/metadata/properties/metaAttributes" ct:_="" ma:_="" ma:contentTypeName="Documento" ma:contentTypeID="0x0101006A81D6BD42E8DF4C91013959704817E1" ma:contentTypeVersion="15" ma:contentTypeDescription="Crear nuevo documento." ma:contentTypeScope="" ma:versionID="bf4f72ffd194f0963ff564daca6869f7">
   <xsd:schema xmlns:xsd="http://www.w3.org/2001/XMLSchema" xmlns:xs="http://www.w3.org/2001/XMLSchema" xmlns:p="http://schemas.microsoft.com/office/2006/metadata/properties" xmlns:ns2="13c90a0b-73bc-4dc0-be5f-28d77b615beb" xmlns:ns3="13c93bba-48ce-428c-bfe5-88b42c19b028" targetNamespace="http://schemas.microsoft.com/office/2006/metadata/properties" ma:root="true" ma:fieldsID="8718d6f4873a5b1392a45044efa78385" ns2:_="" ns3:_="">
     <xsd:import namespace="13c90a0b-73bc-4dc0-be5f-28d77b615beb"/>
@@ -22703,7 +22898,7 @@
 </ct:contentTypeSchema>
 </file>
 
-<file path=customXml/item2.xml><?xml version="1.0" encoding="utf-8"?>
+<file path=customXml/item3.xml><?xml version="1.0" encoding="utf-8"?>
 <?mso-contentType ?>
 <FormTemplates xmlns="http://schemas.microsoft.com/sharepoint/v3/contenttype/forms">
   <Display>DocumentLibraryForm</Display>
@@ -22712,22 +22907,22 @@
 </FormTemplates>
 </file>
 
-<file path=customXml/item3.xml><?xml version="1.0" encoding="utf-8"?>
+<file path=customXml/item4.xml><?xml version="1.0" encoding="utf-8"?>
 <b:Sources xmlns:b="http://schemas.openxmlformats.org/officeDocument/2006/bibliography" xmlns="http://schemas.openxmlformats.org/officeDocument/2006/bibliography" SelectedStyle="\APASixthEditionOfficeOnline.xsl" StyleName="APA" Version="6"/>
 </file>
 
-<file path=customXml/item4.xml><?xml version="1.0" encoding="utf-8"?>
-<p:properties xmlns:p="http://schemas.microsoft.com/office/2006/metadata/properties" xmlns:xsi="http://www.w3.org/2001/XMLSchema-instance" xmlns:pc="http://schemas.microsoft.com/office/infopath/2007/PartnerControls">
-  <documentManagement>
-    <TaxCatchAll xmlns="13c90a0b-73bc-4dc0-be5f-28d77b615beb"/>
-    <lcf76f155ced4ddcb4097134ff3c332f xmlns="13c93bba-48ce-428c-bfe5-88b42c19b028">
-      <Terms xmlns="http://schemas.microsoft.com/office/infopath/2007/PartnerControls"/>
-    </lcf76f155ced4ddcb4097134ff3c332f>
-  </documentManagement>
-</p:properties>
+<file path=customXml/itemProps1.xml><?xml version="1.0" encoding="utf-8"?>
+<ds:datastoreItem xmlns:ds="http://schemas.openxmlformats.org/officeDocument/2006/customXml" ds:itemID="{9A3EA099-8BCD-47E1-B644-7667DCE499F5}">
+  <ds:schemaRefs>
+    <ds:schemaRef ds:uri="http://schemas.microsoft.com/office/2006/metadata/properties"/>
+    <ds:schemaRef ds:uri="http://schemas.microsoft.com/office/infopath/2007/PartnerControls"/>
+    <ds:schemaRef ds:uri="13c90a0b-73bc-4dc0-be5f-28d77b615beb"/>
+    <ds:schemaRef ds:uri="13c93bba-48ce-428c-bfe5-88b42c19b028"/>
+  </ds:schemaRefs>
+</ds:datastoreItem>
 </file>
 
-<file path=customXml/itemProps1.xml><?xml version="1.0" encoding="utf-8"?>
+<file path=customXml/itemProps2.xml><?xml version="1.0" encoding="utf-8"?>
 <ds:datastoreItem xmlns:ds="http://schemas.openxmlformats.org/officeDocument/2006/customXml" ds:itemID="{5178D76C-B826-47BD-A416-E7E616497057}">
   <ds:schemaRefs>
     <ds:schemaRef ds:uri="http://schemas.microsoft.com/office/2006/metadata/contentType"/>
@@ -22746,7 +22941,7 @@
 </ds:datastoreItem>
 </file>
 
-<file path=customXml/itemProps2.xml><?xml version="1.0" encoding="utf-8"?>
+<file path=customXml/itemProps3.xml><?xml version="1.0" encoding="utf-8"?>
 <ds:datastoreItem xmlns:ds="http://schemas.openxmlformats.org/officeDocument/2006/customXml" ds:itemID="{D7305D16-6962-45C9-942D-73C046144103}">
   <ds:schemaRefs>
     <ds:schemaRef ds:uri="http://schemas.microsoft.com/sharepoint/v3/contenttype/forms"/>
@@ -22754,21 +22949,10 @@
 </ds:datastoreItem>
 </file>
 
-<file path=customXml/itemProps3.xml><?xml version="1.0" encoding="utf-8"?>
+<file path=customXml/itemProps4.xml><?xml version="1.0" encoding="utf-8"?>
 <ds:datastoreItem xmlns:ds="http://schemas.openxmlformats.org/officeDocument/2006/customXml" ds:itemID="{6EE93F23-A60C-6441-8020-95AD6C655D55}">
   <ds:schemaRefs>
     <ds:schemaRef ds:uri="http://schemas.openxmlformats.org/officeDocument/2006/bibliography"/>
   </ds:schemaRefs>
 </ds:datastoreItem>
-</file>
-
-<file path=customXml/itemProps4.xml><?xml version="1.0" encoding="utf-8"?>
-<ds:datastoreItem xmlns:ds="http://schemas.openxmlformats.org/officeDocument/2006/customXml" ds:itemID="{9A3EA099-8BCD-47E1-B644-7667DCE499F5}">
-  <ds:schemaRefs>
-    <ds:schemaRef ds:uri="http://schemas.microsoft.com/office/2006/metadata/properties"/>
-    <ds:schemaRef ds:uri="http://schemas.microsoft.com/office/infopath/2007/PartnerControls"/>
-    <ds:schemaRef ds:uri="13c90a0b-73bc-4dc0-be5f-28d77b615beb"/>
-    <ds:schemaRef ds:uri="13c93bba-48ce-428c-bfe5-88b42c19b028"/>
-  </ds:schemaRefs>
-</ds:datastoreItem>
 </file>